--- a/tillsyn/A 48558-2025 tillsynsbegäran.docx
+++ b/tillsyn/A 48558-2025 tillsynsbegäran.docx
@@ -229,7 +229,7 @@
     <w:r>
       <w:tab/>
       <w:tab/>
-      <w:t>2025-10-07</w:t>
+      <w:t>2025-10-08</w:t>
       <w:br/>
       <w:br/>
     </w:r>

--- a/tillsyn/A 48558-2025 tillsynsbegäran.docx
+++ b/tillsyn/A 48558-2025 tillsynsbegäran.docx
@@ -229,7 +229,7 @@
     <w:r>
       <w:tab/>
       <w:tab/>
-      <w:t>2025-10-08</w:t>
+      <w:t>2025-10-09</w:t>
       <w:br/>
       <w:br/>
     </w:r>

--- a/tillsyn/A 48558-2025 tillsynsbegäran.docx
+++ b/tillsyn/A 48558-2025 tillsynsbegäran.docx
@@ -229,7 +229,7 @@
     <w:r>
       <w:tab/>
       <w:tab/>
-      <w:t>2025-10-09</w:t>
+      <w:t>2025-10-10</w:t>
       <w:br/>
       <w:br/>
     </w:r>

--- a/tillsyn/A 48558-2025 tillsynsbegäran.docx
+++ b/tillsyn/A 48558-2025 tillsynsbegäran.docx
@@ -229,7 +229,7 @@
     <w:r>
       <w:tab/>
       <w:tab/>
-      <w:t>2025-10-10</w:t>
+      <w:t>2025-10-11</w:t>
       <w:br/>
       <w:br/>
     </w:r>

--- a/tillsyn/A 48558-2025 tillsynsbegäran.docx
+++ b/tillsyn/A 48558-2025 tillsynsbegäran.docx
@@ -229,7 +229,7 @@
     <w:r>
       <w:tab/>
       <w:tab/>
-      <w:t>2025-10-16</w:t>
+      <w:t>2025-10-17</w:t>
       <w:br/>
       <w:br/>
     </w:r>

--- a/tillsyn/A 48558-2025 tillsynsbegäran.docx
+++ b/tillsyn/A 48558-2025 tillsynsbegäran.docx
@@ -229,7 +229,7 @@
     <w:r>
       <w:tab/>
       <w:tab/>
-      <w:t>2025-10-17</w:t>
+      <w:t>2025-10-18</w:t>
       <w:br/>
       <w:br/>
     </w:r>

--- a/tillsyn/A 48558-2025 tillsynsbegäran.docx
+++ b/tillsyn/A 48558-2025 tillsynsbegäran.docx
@@ -229,7 +229,7 @@
     <w:r>
       <w:tab/>
       <w:tab/>
-      <w:t>2025-10-18</w:t>
+      <w:t>2025-10-19</w:t>
       <w:br/>
       <w:br/>
     </w:r>

--- a/tillsyn/A 48558-2025 tillsynsbegäran.docx
+++ b/tillsyn/A 48558-2025 tillsynsbegäran.docx
@@ -229,7 +229,7 @@
     <w:r>
       <w:tab/>
       <w:tab/>
-      <w:t>2025-10-19</w:t>
+      <w:t>2025-10-20</w:t>
       <w:br/>
       <w:br/>
     </w:r>

--- a/tillsyn/A 48558-2025 tillsynsbegäran.docx
+++ b/tillsyn/A 48558-2025 tillsynsbegäran.docx
@@ -229,7 +229,7 @@
     <w:r>
       <w:tab/>
       <w:tab/>
-      <w:t>2025-10-20</w:t>
+      <w:t>2025-10-21</w:t>
       <w:br/>
       <w:br/>
     </w:r>

--- a/tillsyn/A 48558-2025 tillsynsbegäran.docx
+++ b/tillsyn/A 48558-2025 tillsynsbegäran.docx
@@ -229,7 +229,7 @@
     <w:r>
       <w:tab/>
       <w:tab/>
-      <w:t>2025-10-21</w:t>
+      <w:t>2025-10-22</w:t>
       <w:br/>
       <w:br/>
     </w:r>

--- a/tillsyn/A 48558-2025 tillsynsbegäran.docx
+++ b/tillsyn/A 48558-2025 tillsynsbegäran.docx
@@ -229,7 +229,7 @@
     <w:r>
       <w:tab/>
       <w:tab/>
-      <w:t>2025-10-22</w:t>
+      <w:t>2025-10-23</w:t>
       <w:br/>
       <w:br/>
     </w:r>

--- a/tillsyn/A 48558-2025 tillsynsbegäran.docx
+++ b/tillsyn/A 48558-2025 tillsynsbegäran.docx
@@ -229,7 +229,7 @@
     <w:r>
       <w:tab/>
       <w:tab/>
-      <w:t>2025-10-23</w:t>
+      <w:t>2025-10-24</w:t>
       <w:br/>
       <w:br/>
     </w:r>

--- a/tillsyn/A 48558-2025 tillsynsbegäran.docx
+++ b/tillsyn/A 48558-2025 tillsynsbegäran.docx
@@ -229,7 +229,7 @@
     <w:r>
       <w:tab/>
       <w:tab/>
-      <w:t>2025-10-24</w:t>
+      <w:t>2025-10-25</w:t>
       <w:br/>
       <w:br/>
     </w:r>

--- a/tillsyn/A 48558-2025 tillsynsbegäran.docx
+++ b/tillsyn/A 48558-2025 tillsynsbegäran.docx
@@ -229,7 +229,7 @@
     <w:r>
       <w:tab/>
       <w:tab/>
-      <w:t>2025-10-25</w:t>
+      <w:t>2025-10-26</w:t>
       <w:br/>
       <w:br/>
     </w:r>

--- a/tillsyn/A 48558-2025 tillsynsbegäran.docx
+++ b/tillsyn/A 48558-2025 tillsynsbegäran.docx
@@ -229,7 +229,7 @@
     <w:r>
       <w:tab/>
       <w:tab/>
-      <w:t>2025-10-26</w:t>
+      <w:t>2025-10-27</w:t>
       <w:br/>
       <w:br/>
     </w:r>

--- a/tillsyn/A 48558-2025 tillsynsbegäran.docx
+++ b/tillsyn/A 48558-2025 tillsynsbegäran.docx
@@ -229,7 +229,7 @@
     <w:r>
       <w:tab/>
       <w:tab/>
-      <w:t>2025-10-27</w:t>
+      <w:t>2025-10-28</w:t>
       <w:br/>
       <w:br/>
     </w:r>

--- a/tillsyn/A 48558-2025 tillsynsbegäran.docx
+++ b/tillsyn/A 48558-2025 tillsynsbegäran.docx
@@ -229,7 +229,7 @@
     <w:r>
       <w:tab/>
       <w:tab/>
-      <w:t>2025-10-28</w:t>
+      <w:t>2025-10-29</w:t>
       <w:br/>
       <w:br/>
     </w:r>

--- a/tillsyn/A 48558-2025 tillsynsbegäran.docx
+++ b/tillsyn/A 48558-2025 tillsynsbegäran.docx
@@ -229,7 +229,7 @@
     <w:r>
       <w:tab/>
       <w:tab/>
-      <w:t>2025-10-29</w:t>
+      <w:t>2025-10-30</w:t>
       <w:br/>
       <w:br/>
     </w:r>

--- a/tillsyn/A 48558-2025 tillsynsbegäran.docx
+++ b/tillsyn/A 48558-2025 tillsynsbegäran.docx
@@ -229,7 +229,7 @@
     <w:r>
       <w:tab/>
       <w:tab/>
-      <w:t>2025-10-30</w:t>
+      <w:t>2025-10-31</w:t>
       <w:br/>
       <w:br/>
     </w:r>

--- a/tillsyn/A 48558-2025 tillsynsbegäran.docx
+++ b/tillsyn/A 48558-2025 tillsynsbegäran.docx
@@ -229,7 +229,7 @@
     <w:r>
       <w:tab/>
       <w:tab/>
-      <w:t>2025-10-31</w:t>
+      <w:t>2025-11-01</w:t>
       <w:br/>
       <w:br/>
     </w:r>

--- a/tillsyn/A 48558-2025 tillsynsbegäran.docx
+++ b/tillsyn/A 48558-2025 tillsynsbegäran.docx
@@ -229,7 +229,7 @@
     <w:r>
       <w:tab/>
       <w:tab/>
-      <w:t>2025-11-01</w:t>
+      <w:t>2025-11-02</w:t>
       <w:br/>
       <w:br/>
     </w:r>

--- a/tillsyn/A 48558-2025 tillsynsbegäran.docx
+++ b/tillsyn/A 48558-2025 tillsynsbegäran.docx
@@ -229,7 +229,7 @@
     <w:r>
       <w:tab/>
       <w:tab/>
-      <w:t>2025-11-02</w:t>
+      <w:t>2025-11-03</w:t>
       <w:br/>
       <w:br/>
     </w:r>

--- a/tillsyn/A 48558-2025 tillsynsbegäran.docx
+++ b/tillsyn/A 48558-2025 tillsynsbegäran.docx
@@ -229,7 +229,7 @@
     <w:r>
       <w:tab/>
       <w:tab/>
-      <w:t>2025-11-03</w:t>
+      <w:t>2025-11-04</w:t>
       <w:br/>
       <w:br/>
     </w:r>

--- a/tillsyn/A 48558-2025 tillsynsbegäran.docx
+++ b/tillsyn/A 48558-2025 tillsynsbegäran.docx
@@ -229,7 +229,7 @@
     <w:r>
       <w:tab/>
       <w:tab/>
-      <w:t>2025-11-04</w:t>
+      <w:t>2025-11-05</w:t>
       <w:br/>
       <w:br/>
     </w:r>

--- a/tillsyn/A 48558-2025 tillsynsbegäran.docx
+++ b/tillsyn/A 48558-2025 tillsynsbegäran.docx
@@ -229,7 +229,7 @@
     <w:r>
       <w:tab/>
       <w:tab/>
-      <w:t>2025-11-05</w:t>
+      <w:t>2025-11-06</w:t>
       <w:br/>
       <w:br/>
     </w:r>

--- a/tillsyn/A 48558-2025 tillsynsbegäran.docx
+++ b/tillsyn/A 48558-2025 tillsynsbegäran.docx
@@ -229,7 +229,7 @@
     <w:r>
       <w:tab/>
       <w:tab/>
-      <w:t>2025-11-06</w:t>
+      <w:t>2025-11-07</w:t>
       <w:br/>
       <w:br/>
     </w:r>

--- a/tillsyn/A 48558-2025 tillsynsbegäran.docx
+++ b/tillsyn/A 48558-2025 tillsynsbegäran.docx
@@ -229,7 +229,7 @@
     <w:r>
       <w:tab/>
       <w:tab/>
-      <w:t>2025-11-07</w:t>
+      <w:t>2025-11-08</w:t>
       <w:br/>
       <w:br/>
     </w:r>

--- a/tillsyn/A 48558-2025 tillsynsbegäran.docx
+++ b/tillsyn/A 48558-2025 tillsynsbegäran.docx
@@ -229,7 +229,7 @@
     <w:r>
       <w:tab/>
       <w:tab/>
-      <w:t>2025-11-08</w:t>
+      <w:t>2025-11-09</w:t>
       <w:br/>
       <w:br/>
     </w:r>

--- a/tillsyn/A 48558-2025 tillsynsbegäran.docx
+++ b/tillsyn/A 48558-2025 tillsynsbegäran.docx
@@ -229,7 +229,7 @@
     <w:r>
       <w:tab/>
       <w:tab/>
-      <w:t>2025-11-09</w:t>
+      <w:t>2025-11-10</w:t>
       <w:br/>
       <w:br/>
     </w:r>

--- a/tillsyn/A 48558-2025 tillsynsbegäran.docx
+++ b/tillsyn/A 48558-2025 tillsynsbegäran.docx
@@ -229,7 +229,7 @@
     <w:r>
       <w:tab/>
       <w:tab/>
-      <w:t>2025-11-10</w:t>
+      <w:t>2025-11-11</w:t>
       <w:br/>
       <w:br/>
     </w:r>

--- a/tillsyn/A 48558-2025 tillsynsbegäran.docx
+++ b/tillsyn/A 48558-2025 tillsynsbegäran.docx
@@ -229,7 +229,7 @@
     <w:r>
       <w:tab/>
       <w:tab/>
-      <w:t>2025-11-11</w:t>
+      <w:t>2025-11-12</w:t>
       <w:br/>
       <w:br/>
     </w:r>

--- a/tillsyn/A 48558-2025 tillsynsbegäran.docx
+++ b/tillsyn/A 48558-2025 tillsynsbegäran.docx
@@ -229,7 +229,7 @@
     <w:r>
       <w:tab/>
       <w:tab/>
-      <w:t>2025-11-12</w:t>
+      <w:t>2025-11-13</w:t>
       <w:br/>
       <w:br/>
     </w:r>

--- a/tillsyn/A 48558-2025 tillsynsbegäran.docx
+++ b/tillsyn/A 48558-2025 tillsynsbegäran.docx
@@ -229,7 +229,7 @@
     <w:r>
       <w:tab/>
       <w:tab/>
-      <w:t>2025-11-13</w:t>
+      <w:t>2025-11-14</w:t>
       <w:br/>
       <w:br/>
     </w:r>

--- a/tillsyn/A 48558-2025 tillsynsbegäran.docx
+++ b/tillsyn/A 48558-2025 tillsynsbegäran.docx
@@ -229,7 +229,7 @@
     <w:r>
       <w:tab/>
       <w:tab/>
-      <w:t>2025-11-14</w:t>
+      <w:t>2025-11-15</w:t>
       <w:br/>
       <w:br/>
     </w:r>

--- a/tillsyn/A 48558-2025 tillsynsbegäran.docx
+++ b/tillsyn/A 48558-2025 tillsynsbegäran.docx
@@ -229,7 +229,7 @@
     <w:r>
       <w:tab/>
       <w:tab/>
-      <w:t>2025-11-15</w:t>
+      <w:t>2025-11-20</w:t>
       <w:br/>
       <w:br/>
     </w:r>

--- a/tillsyn/A 48558-2025 tillsynsbegäran.docx
+++ b/tillsyn/A 48558-2025 tillsynsbegäran.docx
@@ -229,7 +229,7 @@
     <w:r>
       <w:tab/>
       <w:tab/>
-      <w:t>2025-11-20</w:t>
+      <w:t>2025-11-21</w:t>
       <w:br/>
       <w:br/>
     </w:r>

--- a/tillsyn/A 48558-2025 tillsynsbegäran.docx
+++ b/tillsyn/A 48558-2025 tillsynsbegäran.docx
@@ -229,7 +229,7 @@
     <w:r>
       <w:tab/>
       <w:tab/>
-      <w:t>2025-11-21</w:t>
+      <w:t>2025-11-22</w:t>
       <w:br/>
       <w:br/>
     </w:r>

--- a/tillsyn/A 48558-2025 tillsynsbegäran.docx
+++ b/tillsyn/A 48558-2025 tillsynsbegäran.docx
@@ -229,7 +229,7 @@
     <w:r>
       <w:tab/>
       <w:tab/>
-      <w:t>2025-11-22</w:t>
+      <w:t>2025-11-23</w:t>
       <w:br/>
       <w:br/>
     </w:r>

--- a/tillsyn/A 48558-2025 tillsynsbegäran.docx
+++ b/tillsyn/A 48558-2025 tillsynsbegäran.docx
@@ -229,7 +229,7 @@
     <w:r>
       <w:tab/>
       <w:tab/>
-      <w:t>2025-11-23</w:t>
+      <w:t>2025-11-24</w:t>
       <w:br/>
       <w:br/>
     </w:r>

--- a/tillsyn/A 48558-2025 tillsynsbegäran.docx
+++ b/tillsyn/A 48558-2025 tillsynsbegäran.docx
@@ -229,7 +229,7 @@
     <w:r>
       <w:tab/>
       <w:tab/>
-      <w:t>2025-11-24</w:t>
+      <w:t>2025-11-25</w:t>
       <w:br/>
       <w:br/>
     </w:r>

--- a/tillsyn/A 48558-2025 tillsynsbegäran.docx
+++ b/tillsyn/A 48558-2025 tillsynsbegäran.docx
@@ -229,7 +229,7 @@
     <w:r>
       <w:tab/>
       <w:tab/>
-      <w:t>2025-11-25</w:t>
+      <w:t>2025-11-26</w:t>
       <w:br/>
       <w:br/>
     </w:r>

--- a/tillsyn/A 48558-2025 tillsynsbegäran.docx
+++ b/tillsyn/A 48558-2025 tillsynsbegäran.docx
@@ -229,7 +229,7 @@
     <w:r>
       <w:tab/>
       <w:tab/>
-      <w:t>2025-11-26</w:t>
+      <w:t>2025-11-27</w:t>
       <w:br/>
       <w:br/>
     </w:r>

--- a/tillsyn/A 48558-2025 tillsynsbegäran.docx
+++ b/tillsyn/A 48558-2025 tillsynsbegäran.docx
@@ -229,7 +229,7 @@
     <w:r>
       <w:tab/>
       <w:tab/>
-      <w:t>2025-11-27</w:t>
+      <w:t>2025-11-28</w:t>
       <w:br/>
       <w:br/>
     </w:r>

--- a/tillsyn/A 48558-2025 tillsynsbegäran.docx
+++ b/tillsyn/A 48558-2025 tillsynsbegäran.docx
@@ -229,7 +229,7 @@
     <w:r>
       <w:tab/>
       <w:tab/>
-      <w:t>2025-11-28</w:t>
+      <w:t>2025-11-29</w:t>
       <w:br/>
       <w:br/>
     </w:r>

--- a/tillsyn/A 48558-2025 tillsynsbegäran.docx
+++ b/tillsyn/A 48558-2025 tillsynsbegäran.docx
@@ -229,7 +229,7 @@
     <w:r>
       <w:tab/>
       <w:tab/>
-      <w:t>2025-11-29</w:t>
+      <w:t>2025-11-30</w:t>
       <w:br/>
       <w:br/>
     </w:r>

--- a/tillsyn/A 48558-2025 tillsynsbegäran.docx
+++ b/tillsyn/A 48558-2025 tillsynsbegäran.docx
@@ -229,7 +229,7 @@
     <w:r>
       <w:tab/>
       <w:tab/>
-      <w:t>2025-11-30</w:t>
+      <w:t>2025-12-01</w:t>
       <w:br/>
       <w:br/>
     </w:r>

--- a/tillsyn/A 48558-2025 tillsynsbegäran.docx
+++ b/tillsyn/A 48558-2025 tillsynsbegäran.docx
@@ -229,7 +229,7 @@
     <w:r>
       <w:tab/>
       <w:tab/>
-      <w:t>2025-12-01</w:t>
+      <w:t>2025-12-02</w:t>
       <w:br/>
       <w:br/>
     </w:r>

--- a/tillsyn/A 48558-2025 tillsynsbegäran.docx
+++ b/tillsyn/A 48558-2025 tillsynsbegäran.docx
@@ -229,7 +229,7 @@
     <w:r>
       <w:tab/>
       <w:tab/>
-      <w:t>2025-12-02</w:t>
+      <w:t>2025-12-03</w:t>
       <w:br/>
       <w:br/>
     </w:r>

--- a/tillsyn/A 48558-2025 tillsynsbegäran.docx
+++ b/tillsyn/A 48558-2025 tillsynsbegäran.docx
@@ -229,7 +229,7 @@
     <w:r>
       <w:tab/>
       <w:tab/>
-      <w:t>2025-12-03</w:t>
+      <w:t>2025-12-04</w:t>
       <w:br/>
       <w:br/>
     </w:r>

--- a/tillsyn/A 48558-2025 tillsynsbegäran.docx
+++ b/tillsyn/A 48558-2025 tillsynsbegäran.docx
@@ -229,7 +229,7 @@
     <w:r>
       <w:tab/>
       <w:tab/>
-      <w:t>2025-12-04</w:t>
+      <w:t>2025-12-05</w:t>
       <w:br/>
       <w:br/>
     </w:r>

--- a/tillsyn/A 48558-2025 tillsynsbegäran.docx
+++ b/tillsyn/A 48558-2025 tillsynsbegäran.docx
@@ -229,7 +229,7 @@
     <w:r>
       <w:tab/>
       <w:tab/>
-      <w:t>2025-12-05</w:t>
+      <w:t>2025-12-06</w:t>
       <w:br/>
       <w:br/>
     </w:r>

--- a/tillsyn/A 48558-2025 tillsynsbegäran.docx
+++ b/tillsyn/A 48558-2025 tillsynsbegäran.docx
@@ -229,7 +229,7 @@
     <w:r>
       <w:tab/>
       <w:tab/>
-      <w:t>2025-12-06</w:t>
+      <w:t>2025-12-07</w:t>
       <w:br/>
       <w:br/>
     </w:r>

--- a/tillsyn/A 48558-2025 tillsynsbegäran.docx
+++ b/tillsyn/A 48558-2025 tillsynsbegäran.docx
@@ -229,7 +229,7 @@
     <w:r>
       <w:tab/>
       <w:tab/>
-      <w:t>2025-12-07</w:t>
+      <w:t>2025-12-08</w:t>
       <w:br/>
       <w:br/>
     </w:r>

--- a/tillsyn/A 48558-2025 tillsynsbegäran.docx
+++ b/tillsyn/A 48558-2025 tillsynsbegäran.docx
@@ -229,7 +229,7 @@
     <w:r>
       <w:tab/>
       <w:tab/>
-      <w:t>2025-12-08</w:t>
+      <w:t>2025-12-09</w:t>
       <w:br/>
       <w:br/>
     </w:r>

--- a/tillsyn/A 48558-2025 tillsynsbegäran.docx
+++ b/tillsyn/A 48558-2025 tillsynsbegäran.docx
@@ -229,7 +229,7 @@
     <w:r>
       <w:tab/>
       <w:tab/>
-      <w:t>2025-12-09</w:t>
+      <w:t>2025-12-10</w:t>
       <w:br/>
       <w:br/>
     </w:r>

--- a/tillsyn/A 48558-2025 tillsynsbegäran.docx
+++ b/tillsyn/A 48558-2025 tillsynsbegäran.docx
@@ -229,7 +229,7 @@
     <w:r>
       <w:tab/>
       <w:tab/>
-      <w:t>2025-12-10</w:t>
+      <w:t>2025-12-11</w:t>
       <w:br/>
       <w:br/>
     </w:r>

--- a/tillsyn/A 48558-2025 tillsynsbegäran.docx
+++ b/tillsyn/A 48558-2025 tillsynsbegäran.docx
@@ -229,7 +229,7 @@
     <w:r>
       <w:tab/>
       <w:tab/>
-      <w:t>2025-12-11</w:t>
+      <w:t>2025-12-12</w:t>
       <w:br/>
       <w:br/>
     </w:r>

--- a/tillsyn/A 48558-2025 tillsynsbegäran.docx
+++ b/tillsyn/A 48558-2025 tillsynsbegäran.docx
@@ -229,7 +229,7 @@
     <w:r>
       <w:tab/>
       <w:tab/>
-      <w:t>2025-12-12</w:t>
+      <w:t>2025-12-13</w:t>
       <w:br/>
       <w:br/>
     </w:r>

--- a/tillsyn/A 48558-2025 tillsynsbegäran.docx
+++ b/tillsyn/A 48558-2025 tillsynsbegäran.docx
@@ -229,7 +229,7 @@
     <w:r>
       <w:tab/>
       <w:tab/>
-      <w:t>2025-12-19</w:t>
+      <w:t>2025-12-20</w:t>
       <w:br/>
       <w:br/>
     </w:r>

--- a/tillsyn/A 48558-2025 tillsynsbegäran.docx
+++ b/tillsyn/A 48558-2025 tillsynsbegäran.docx
@@ -229,7 +229,7 @@
     <w:r>
       <w:tab/>
       <w:tab/>
-      <w:t>2025-12-20</w:t>
+      <w:t>2025-12-21</w:t>
       <w:br/>
       <w:br/>
     </w:r>

--- a/tillsyn/A 48558-2025 tillsynsbegäran.docx
+++ b/tillsyn/A 48558-2025 tillsynsbegäran.docx
@@ -229,7 +229,7 @@
     <w:r>
       <w:tab/>
       <w:tab/>
-      <w:t>2025-12-21</w:t>
+      <w:t>2025-12-22</w:t>
       <w:br/>
       <w:br/>
     </w:r>

--- a/tillsyn/A 48558-2025 tillsynsbegäran.docx
+++ b/tillsyn/A 48558-2025 tillsynsbegäran.docx
@@ -229,7 +229,7 @@
     <w:r>
       <w:tab/>
       <w:tab/>
-      <w:t>2025-12-22</w:t>
+      <w:t>2025-12-26</w:t>
       <w:br/>
       <w:br/>
     </w:r>

--- a/tillsyn/A 48558-2025 tillsynsbegäran.docx
+++ b/tillsyn/A 48558-2025 tillsynsbegäran.docx
@@ -229,7 +229,7 @@
     <w:r>
       <w:tab/>
       <w:tab/>
-      <w:t>2026-01-03</w:t>
+      <w:t>2026-01-04</w:t>
       <w:br/>
       <w:br/>
     </w:r>

--- a/tillsyn/A 48558-2025 tillsynsbegäran.docx
+++ b/tillsyn/A 48558-2025 tillsynsbegäran.docx
@@ -229,7 +229,7 @@
     <w:r>
       <w:tab/>
       <w:tab/>
-      <w:t>2026-01-07</w:t>
+      <w:t>2026-01-08</w:t>
       <w:br/>
       <w:br/>
     </w:r>

--- a/tillsyn/A 48558-2025 tillsynsbegäran.docx
+++ b/tillsyn/A 48558-2025 tillsynsbegäran.docx
@@ -229,7 +229,7 @@
     <w:r>
       <w:tab/>
       <w:tab/>
-      <w:t>2026-01-08</w:t>
+      <w:t>2026-01-09</w:t>
       <w:br/>
       <w:br/>
     </w:r>

--- a/tillsyn/A 48558-2025 tillsynsbegäran.docx
+++ b/tillsyn/A 48558-2025 tillsynsbegäran.docx
@@ -229,7 +229,7 @@
     <w:r>
       <w:tab/>
       <w:tab/>
-      <w:t>2026-01-09</w:t>
+      <w:t>2026-01-10</w:t>
       <w:br/>
       <w:br/>
     </w:r>

--- a/tillsyn/A 48558-2025 tillsynsbegäran.docx
+++ b/tillsyn/A 48558-2025 tillsynsbegäran.docx
@@ -229,7 +229,7 @@
     <w:r>
       <w:tab/>
       <w:tab/>
-      <w:t>2026-01-10</w:t>
+      <w:t>2026-01-11</w:t>
       <w:br/>
       <w:br/>
     </w:r>

--- a/tillsyn/A 48558-2025 tillsynsbegäran.docx
+++ b/tillsyn/A 48558-2025 tillsynsbegäran.docx
@@ -229,7 +229,7 @@
     <w:r>
       <w:tab/>
       <w:tab/>
-      <w:t>2026-01-11</w:t>
+      <w:t>2026-01-12</w:t>
       <w:br/>
       <w:br/>
     </w:r>

--- a/tillsyn/A 48558-2025 tillsynsbegäran.docx
+++ b/tillsyn/A 48558-2025 tillsynsbegäran.docx
@@ -229,7 +229,7 @@
     <w:r>
       <w:tab/>
       <w:tab/>
-      <w:t>2026-01-12</w:t>
+      <w:t>2026-01-13</w:t>
       <w:br/>
       <w:br/>
     </w:r>

--- a/tillsyn/A 48558-2025 tillsynsbegäran.docx
+++ b/tillsyn/A 48558-2025 tillsynsbegäran.docx
@@ -229,7 +229,7 @@
     <w:r>
       <w:tab/>
       <w:tab/>
-      <w:t>2026-01-13</w:t>
+      <w:t>2026-01-14</w:t>
       <w:br/>
       <w:br/>
     </w:r>

--- a/tillsyn/A 48558-2025 tillsynsbegäran.docx
+++ b/tillsyn/A 48558-2025 tillsynsbegäran.docx
@@ -229,7 +229,7 @@
     <w:r>
       <w:tab/>
       <w:tab/>
-      <w:t>2026-01-14</w:t>
+      <w:t>2026-01-15</w:t>
       <w:br/>
       <w:br/>
     </w:r>

--- a/tillsyn/A 48558-2025 tillsynsbegäran.docx
+++ b/tillsyn/A 48558-2025 tillsynsbegäran.docx
@@ -229,7 +229,7 @@
     <w:r>
       <w:tab/>
       <w:tab/>
-      <w:t>2026-01-15</w:t>
+      <w:t>2026-01-16</w:t>
       <w:br/>
       <w:br/>
     </w:r>

--- a/tillsyn/A 48558-2025 tillsynsbegäran.docx
+++ b/tillsyn/A 48558-2025 tillsynsbegäran.docx
@@ -229,7 +229,7 @@
     <w:r>
       <w:tab/>
       <w:tab/>
-      <w:t>2026-01-16</w:t>
+      <w:t>2026-01-17</w:t>
       <w:br/>
       <w:br/>
     </w:r>

--- a/tillsyn/A 48558-2025 tillsynsbegäran.docx
+++ b/tillsyn/A 48558-2025 tillsynsbegäran.docx
@@ -229,7 +229,7 @@
     <w:r>
       <w:tab/>
       <w:tab/>
-      <w:t>2026-01-17</w:t>
+      <w:t>2026-01-18</w:t>
       <w:br/>
       <w:br/>
     </w:r>

--- a/tillsyn/A 48558-2025 tillsynsbegäran.docx
+++ b/tillsyn/A 48558-2025 tillsynsbegäran.docx
@@ -229,7 +229,7 @@
     <w:r>
       <w:tab/>
       <w:tab/>
-      <w:t>2026-01-18</w:t>
+      <w:t>2026-01-19</w:t>
       <w:br/>
       <w:br/>
     </w:r>

--- a/tillsyn/A 48558-2025 tillsynsbegäran.docx
+++ b/tillsyn/A 48558-2025 tillsynsbegäran.docx
@@ -229,7 +229,7 @@
     <w:r>
       <w:tab/>
       <w:tab/>
-      <w:t>2026-01-19</w:t>
+      <w:t>2026-01-20</w:t>
       <w:br/>
       <w:br/>
     </w:r>

--- a/tillsyn/A 48558-2025 tillsynsbegäran.docx
+++ b/tillsyn/A 48558-2025 tillsynsbegäran.docx
@@ -229,7 +229,7 @@
     <w:r>
       <w:tab/>
       <w:tab/>
-      <w:t>2026-01-20</w:t>
+      <w:t>2026-01-21</w:t>
       <w:br/>
       <w:br/>
     </w:r>

--- a/tillsyn/A 48558-2025 tillsynsbegäran.docx
+++ b/tillsyn/A 48558-2025 tillsynsbegäran.docx
@@ -229,7 +229,7 @@
     <w:r>
       <w:tab/>
       <w:tab/>
-      <w:t>2026-01-21</w:t>
+      <w:t>2026-01-23</w:t>
       <w:br/>
       <w:br/>
     </w:r>

--- a/tillsyn/A 48558-2025 tillsynsbegäran.docx
+++ b/tillsyn/A 48558-2025 tillsynsbegäran.docx
@@ -229,7 +229,7 @@
     <w:r>
       <w:tab/>
       <w:tab/>
-      <w:t>2026-01-23</w:t>
+      <w:t>2026-01-24</w:t>
       <w:br/>
       <w:br/>
     </w:r>

--- a/tillsyn/A 48558-2025 tillsynsbegäran.docx
+++ b/tillsyn/A 48558-2025 tillsynsbegäran.docx
@@ -229,7 +229,7 @@
     <w:r>
       <w:tab/>
       <w:tab/>
-      <w:t>2026-01-24</w:t>
+      <w:t>2026-01-25</w:t>
       <w:br/>
       <w:br/>
     </w:r>

--- a/tillsyn/A 48558-2025 tillsynsbegäran.docx
+++ b/tillsyn/A 48558-2025 tillsynsbegäran.docx
@@ -229,7 +229,7 @@
     <w:r>
       <w:tab/>
       <w:tab/>
-      <w:t>2026-01-25</w:t>
+      <w:t>2026-01-26</w:t>
       <w:br/>
       <w:br/>
     </w:r>

--- a/tillsyn/A 48558-2025 tillsynsbegäran.docx
+++ b/tillsyn/A 48558-2025 tillsynsbegäran.docx
@@ -229,7 +229,7 @@
     <w:r>
       <w:tab/>
       <w:tab/>
-      <w:t>2026-01-26</w:t>
+      <w:t>2026-01-27</w:t>
       <w:br/>
       <w:br/>
     </w:r>

--- a/tillsyn/A 48558-2025 tillsynsbegäran.docx
+++ b/tillsyn/A 48558-2025 tillsynsbegäran.docx
@@ -229,7 +229,7 @@
     <w:r>
       <w:tab/>
       <w:tab/>
-      <w:t>2026-01-27</w:t>
+      <w:t>2026-01-28</w:t>
       <w:br/>
       <w:br/>
     </w:r>

--- a/tillsyn/A 48558-2025 tillsynsbegäran.docx
+++ b/tillsyn/A 48558-2025 tillsynsbegäran.docx
@@ -98,7 +98,65 @@
         <w:t>Brunpudrad nållav (NT)</w:t>
       </w:r>
       <w:r>
-        <w:t xml:space="preserve"> är beroende av hög, jämn luftfuktighet och kan påträffas i fuktiga skogar av naturskogskaraktär, ofta i sumpgranskog eller andra sumpskogar. Arten är placerad högst upp i Skogsstyrelsens värdepyramid för bedömning av skog med höga naturvärden och förekomster bör undantas från skogsbruksåtgärder (SLU Artdatabanken, 2024; Nitare &amp; Skogsstyrelsen, 2019).</w:t>
+        <w:t xml:space="preserve"> är beroende av hög, jämn luftfuktighet och kan påträffas i fuktiga skogar av naturskogskaraktär, ofta i sumpgranskog eller andra sumpskogar. Arten är placerad högst upp i Skogsstyrelsens värdepyramid för bedömning av skog med höga naturvärden och förekomster bör undantas från skogsbruksåtgärder. Brunpudrad nållav är typisk art för </w:t>
+      </w:r>
+      <w:r>
+        <w:rPr>
+          <w:i/>
+        </w:rPr>
+        <w:t>9010 Taiga</w:t>
+      </w:r>
+      <w:r>
+        <w:t xml:space="preserve"> (SLU Artdatabanken, 2024; Nitare &amp; Skogsstyrelsen, 2019).</w:t>
+      </w:r>
+    </w:p>
+    <w:p>
+      <w:r>
+        <w:rPr>
+          <w:b/>
+        </w:rPr>
+        <w:t>Gulnål</w:t>
+      </w:r>
+      <w:r>
+        <w:t xml:space="preserve"> växer mest på murknande lövträdsved och barrträdsved och förekommer i skuggiga miljöer med hög luftfuktighet. I södra Sverige är den en relativt bra signal på biotoper med höga naturvärden och följs ofta av sällsynta arter. Gulnål är typisk art för </w:t>
+      </w:r>
+      <w:r>
+        <w:rPr>
+          <w:i/>
+        </w:rPr>
+        <w:t>9110 Näringsfattig bokskog</w:t>
+      </w:r>
+      <w:r>
+        <w:t xml:space="preserve"> och</w:t>
+      </w:r>
+      <w:r>
+        <w:rPr>
+          <w:i/>
+        </w:rPr>
+        <w:t xml:space="preserve"> 9130 Näringsrik bokskog </w:t>
+      </w:r>
+      <w:r>
+        <w:t>(Nitare &amp; Skogsstyrelsen, 2019; SLU Artdatabanken, 2025).</w:t>
+      </w:r>
+    </w:p>
+    <w:p>
+      <w:r>
+        <w:rPr>
+          <w:b/>
+        </w:rPr>
+        <w:t xml:space="preserve">Rostfläck </w:t>
+      </w:r>
+      <w:r>
+        <w:t xml:space="preserve">signalerar framför allt höga naturvärden i östra Sverige samt norr om den naturliga norrlandsgränsen. Arten indikerar här skogsmiljöer som under lång tid haft ett konstant fuktigt mikroklimat. Rika förekomster i Norrland visar sannolikt på bestånd med långvarig kontinuitet av gamla träd. När laven påträffas i alkärr signalerar den höga naturvärden inom hela sitt utbredningsområde. Rostfläck är typisk art för </w:t>
+      </w:r>
+      <w:r>
+        <w:rPr>
+          <w:i/>
+        </w:rPr>
+        <w:t xml:space="preserve">9190 Näringsfattig ekskog </w:t>
+      </w:r>
+      <w:r>
+        <w:t>(Nitare &amp; Skogsstyrelsen, 2019; SLU Artdatabanken, 2025).</w:t>
       </w:r>
     </w:p>
     <w:sectPr>
@@ -229,7 +287,7 @@
     <w:r>
       <w:tab/>
       <w:tab/>
-      <w:t>2026-01-28</w:t>
+      <w:t>2026-01-29</w:t>
       <w:br/>
       <w:br/>
     </w:r>

--- a/tillsyn/A 48558-2025 tillsynsbegäran.docx
+++ b/tillsyn/A 48558-2025 tillsynsbegäran.docx
@@ -287,7 +287,7 @@
     <w:r>
       <w:tab/>
       <w:tab/>
-      <w:t>2026-01-29</w:t>
+      <w:t>2026-01-30</w:t>
       <w:br/>
       <w:br/>
     </w:r>

--- a/tillsyn/A 48558-2025 tillsynsbegäran.docx
+++ b/tillsyn/A 48558-2025 tillsynsbegäran.docx
@@ -287,7 +287,7 @@
     <w:r>
       <w:tab/>
       <w:tab/>
-      <w:t>2026-01-30</w:t>
+      <w:t>2026-01-31</w:t>
       <w:br/>
       <w:br/>
     </w:r>

--- a/tillsyn/A 48558-2025 tillsynsbegäran.docx
+++ b/tillsyn/A 48558-2025 tillsynsbegäran.docx
@@ -287,7 +287,7 @@
     <w:r>
       <w:tab/>
       <w:tab/>
-      <w:t>2026-03-02</w:t>
+      <w:t>2026-03-03</w:t>
       <w:br/>
       <w:br/>
     </w:r>

--- a/tillsyn/A 48558-2025 tillsynsbegäran.docx
+++ b/tillsyn/A 48558-2025 tillsynsbegäran.docx
@@ -287,7 +287,7 @@
     <w:r>
       <w:tab/>
       <w:tab/>
-      <w:t>2026-03-03</w:t>
+      <w:t>2026-03-04</w:t>
       <w:br/>
       <w:br/>
     </w:r>

--- a/tillsyn/A 48558-2025 tillsynsbegäran.docx
+++ b/tillsyn/A 48558-2025 tillsynsbegäran.docx
@@ -287,7 +287,7 @@
     <w:r>
       <w:tab/>
       <w:tab/>
-      <w:t>2026-03-04</w:t>
+      <w:t>2026-03-05</w:t>
       <w:br/>
       <w:br/>
     </w:r>

--- a/tillsyn/A 48558-2025 tillsynsbegäran.docx
+++ b/tillsyn/A 48558-2025 tillsynsbegäran.docx
@@ -287,7 +287,7 @@
     <w:r>
       <w:tab/>
       <w:tab/>
-      <w:t>2026-03-05</w:t>
+      <w:t>2026-03-06</w:t>
       <w:br/>
       <w:br/>
     </w:r>

--- a/tillsyn/A 48558-2025 tillsynsbegäran.docx
+++ b/tillsyn/A 48558-2025 tillsynsbegäran.docx
@@ -287,7 +287,7 @@
     <w:r>
       <w:tab/>
       <w:tab/>
-      <w:t>2026-03-06</w:t>
+      <w:t>2026-03-07</w:t>
       <w:br/>
       <w:br/>
     </w:r>

--- a/tillsyn/A 48558-2025 tillsynsbegäran.docx
+++ b/tillsyn/A 48558-2025 tillsynsbegäran.docx
@@ -287,7 +287,7 @@
     <w:r>
       <w:tab/>
       <w:tab/>
-      <w:t>2026-03-07</w:t>
+      <w:t>2026-03-08</w:t>
       <w:br/>
       <w:br/>
     </w:r>

--- a/tillsyn/A 48558-2025 tillsynsbegäran.docx
+++ b/tillsyn/A 48558-2025 tillsynsbegäran.docx
@@ -287,7 +287,7 @@
     <w:r>
       <w:tab/>
       <w:tab/>
-      <w:t>2026-03-08</w:t>
+      <w:t>2026-03-09</w:t>
       <w:br/>
       <w:br/>
     </w:r>

--- a/tillsyn/A 48558-2025 tillsynsbegäran.docx
+++ b/tillsyn/A 48558-2025 tillsynsbegäran.docx
@@ -287,7 +287,7 @@
     <w:r>
       <w:tab/>
       <w:tab/>
-      <w:t>2026-03-09</w:t>
+      <w:t>2026-03-10</w:t>
       <w:br/>
       <w:br/>
     </w:r>

--- a/tillsyn/A 48558-2025 tillsynsbegäran.docx
+++ b/tillsyn/A 48558-2025 tillsynsbegäran.docx
@@ -287,7 +287,7 @@
     <w:r>
       <w:tab/>
       <w:tab/>
-      <w:t>2026-03-10</w:t>
+      <w:t>2026-03-11</w:t>
       <w:br/>
       <w:br/>
     </w:r>

--- a/tillsyn/A 48558-2025 tillsynsbegäran.docx
+++ b/tillsyn/A 48558-2025 tillsynsbegäran.docx
@@ -287,7 +287,7 @@
     <w:r>
       <w:tab/>
       <w:tab/>
-      <w:t>2026-03-11</w:t>
+      <w:t>2026-03-12</w:t>
       <w:br/>
       <w:br/>
     </w:r>

--- a/tillsyn/A 48558-2025 tillsynsbegäran.docx
+++ b/tillsyn/A 48558-2025 tillsynsbegäran.docx
@@ -287,7 +287,7 @@
     <w:r>
       <w:tab/>
       <w:tab/>
-      <w:t>2026-03-12</w:t>
+      <w:t>2026-03-13</w:t>
       <w:br/>
       <w:br/>
     </w:r>

--- a/tillsyn/A 48558-2025 tillsynsbegäran.docx
+++ b/tillsyn/A 48558-2025 tillsynsbegäran.docx
@@ -287,7 +287,7 @@
     <w:r>
       <w:tab/>
       <w:tab/>
-      <w:t>2026-04-14</w:t>
+      <w:t>2026-04-15</w:t>
       <w:br/>
       <w:br/>
     </w:r>

--- a/tillsyn/A 48558-2025 tillsynsbegäran.docx
+++ b/tillsyn/A 48558-2025 tillsynsbegäran.docx
@@ -287,7 +287,7 @@
     <w:r>
       <w:tab/>
       <w:tab/>
-      <w:t>2026-04-15</w:t>
+      <w:t>2026-04-16</w:t>
       <w:br/>
       <w:br/>
     </w:r>

--- a/tillsyn/A 48558-2025 tillsynsbegäran.docx
+++ b/tillsyn/A 48558-2025 tillsynsbegäran.docx
@@ -287,7 +287,7 @@
     <w:r>
       <w:tab/>
       <w:tab/>
-      <w:t>2026-04-16</w:t>
+      <w:t>2026-04-17</w:t>
       <w:br/>
       <w:br/>
     </w:r>

--- a/tillsyn/A 48558-2025 tillsynsbegäran.docx
+++ b/tillsyn/A 48558-2025 tillsynsbegäran.docx
@@ -287,7 +287,7 @@
     <w:r>
       <w:tab/>
       <w:tab/>
-      <w:t>2026-04-17</w:t>
+      <w:t>2026-04-18</w:t>
       <w:br/>
       <w:br/>
     </w:r>

--- a/tillsyn/A 48558-2025 tillsynsbegäran.docx
+++ b/tillsyn/A 48558-2025 tillsynsbegäran.docx
@@ -287,7 +287,7 @@
     <w:r>
       <w:tab/>
       <w:tab/>
-      <w:t>2026-04-18</w:t>
+      <w:t>2026-04-19</w:t>
       <w:br/>
       <w:br/>
     </w:r>

--- a/tillsyn/A 48558-2025 tillsynsbegäran.docx
+++ b/tillsyn/A 48558-2025 tillsynsbegäran.docx
@@ -287,7 +287,7 @@
     <w:r>
       <w:tab/>
       <w:tab/>
-      <w:t>2026-04-19</w:t>
+      <w:t>2026-04-20</w:t>
       <w:br/>
       <w:br/>
     </w:r>

--- a/tillsyn/A 48558-2025 tillsynsbegäran.docx
+++ b/tillsyn/A 48558-2025 tillsynsbegäran.docx
@@ -287,7 +287,7 @@
     <w:r>
       <w:tab/>
       <w:tab/>
-      <w:t>2026-04-20</w:t>
+      <w:t>2026-04-21</w:t>
       <w:br/>
       <w:br/>
     </w:r>

--- a/tillsyn/A 48558-2025 tillsynsbegäran.docx
+++ b/tillsyn/A 48558-2025 tillsynsbegäran.docx
@@ -287,7 +287,7 @@
     <w:r>
       <w:tab/>
       <w:tab/>
-      <w:t>2026-04-21</w:t>
+      <w:t>2026-04-22</w:t>
       <w:br/>
       <w:br/>
     </w:r>

--- a/tillsyn/A 48558-2025 tillsynsbegäran.docx
+++ b/tillsyn/A 48558-2025 tillsynsbegäran.docx
@@ -287,7 +287,7 @@
     <w:r>
       <w:tab/>
       <w:tab/>
-      <w:t>2026-04-22</w:t>
+      <w:t>2026-04-23</w:t>
       <w:br/>
       <w:br/>
     </w:r>

--- a/tillsyn/A 48558-2025 tillsynsbegäran.docx
+++ b/tillsyn/A 48558-2025 tillsynsbegäran.docx
@@ -287,7 +287,7 @@
     <w:r>
       <w:tab/>
       <w:tab/>
-      <w:t>2026-04-23</w:t>
+      <w:t>2026-04-24</w:t>
       <w:br/>
       <w:br/>
     </w:r>

--- a/tillsyn/A 48558-2025 tillsynsbegäran.docx
+++ b/tillsyn/A 48558-2025 tillsynsbegäran.docx
@@ -287,7 +287,7 @@
     <w:r>
       <w:tab/>
       <w:tab/>
-      <w:t>2026-04-24</w:t>
+      <w:t>2026-04-25</w:t>
       <w:br/>
       <w:br/>
     </w:r>

--- a/tillsyn/A 48558-2025 tillsynsbegäran.docx
+++ b/tillsyn/A 48558-2025 tillsynsbegäran.docx
@@ -287,7 +287,7 @@
     <w:r>
       <w:tab/>
       <w:tab/>
-      <w:t>2026-04-25</w:t>
+      <w:t>2026-04-26</w:t>
       <w:br/>
       <w:br/>
     </w:r>

--- a/tillsyn/A 48558-2025 tillsynsbegäran.docx
+++ b/tillsyn/A 48558-2025 tillsynsbegäran.docx
@@ -287,7 +287,7 @@
     <w:r>
       <w:tab/>
       <w:tab/>
-      <w:t>2026-04-26</w:t>
+      <w:t>2026-04-27</w:t>
       <w:br/>
       <w:br/>
     </w:r>

--- a/tillsyn/A 48558-2025 tillsynsbegäran.docx
+++ b/tillsyn/A 48558-2025 tillsynsbegäran.docx
@@ -287,7 +287,7 @@
     <w:r>
       <w:tab/>
       <w:tab/>
-      <w:t>2026-04-27</w:t>
+      <w:t>2026-04-28</w:t>
       <w:br/>
       <w:br/>
     </w:r>

--- a/tillsyn/A 48558-2025 tillsynsbegäran.docx
+++ b/tillsyn/A 48558-2025 tillsynsbegäran.docx
@@ -287,7 +287,7 @@
     <w:r>
       <w:tab/>
       <w:tab/>
-      <w:t>2026-04-28</w:t>
+      <w:t>2026-04-29</w:t>
       <w:br/>
       <w:br/>
     </w:r>

--- a/tillsyn/A 48558-2025 tillsynsbegäran.docx
+++ b/tillsyn/A 48558-2025 tillsynsbegäran.docx
@@ -287,7 +287,7 @@
     <w:r>
       <w:tab/>
       <w:tab/>
-      <w:t>2026-04-29</w:t>
+      <w:t>2026-04-30</w:t>
       <w:br/>
       <w:br/>
     </w:r>

--- a/tillsyn/A 48558-2025 tillsynsbegäran.docx
+++ b/tillsyn/A 48558-2025 tillsynsbegäran.docx
@@ -287,7 +287,7 @@
     <w:r>
       <w:tab/>
       <w:tab/>
-      <w:t>2026-04-30</w:t>
+      <w:t>2026-05-01</w:t>
       <w:br/>
       <w:br/>
     </w:r>

--- a/tillsyn/A 48558-2025 tillsynsbegäran.docx
+++ b/tillsyn/A 48558-2025 tillsynsbegäran.docx
@@ -287,7 +287,7 @@
     <w:r>
       <w:tab/>
       <w:tab/>
-      <w:t>2026-05-01</w:t>
+      <w:t>2026-05-02</w:t>
       <w:br/>
       <w:br/>
     </w:r>

--- a/tillsyn/A 48558-2025 tillsynsbegäran.docx
+++ b/tillsyn/A 48558-2025 tillsynsbegäran.docx
@@ -287,7 +287,7 @@
     <w:r>
       <w:tab/>
       <w:tab/>
-      <w:t>2026-05-02</w:t>
+      <w:t>2026-05-03</w:t>
       <w:br/>
       <w:br/>
     </w:r>

--- a/tillsyn/A 48558-2025 tillsynsbegäran.docx
+++ b/tillsyn/A 48558-2025 tillsynsbegäran.docx
@@ -287,7 +287,7 @@
     <w:r>
       <w:tab/>
       <w:tab/>
-      <w:t>2026-05-03</w:t>
+      <w:t>2026-05-04</w:t>
       <w:br/>
       <w:br/>
     </w:r>

--- a/tillsyn/A 48558-2025 tillsynsbegäran.docx
+++ b/tillsyn/A 48558-2025 tillsynsbegäran.docx
@@ -287,7 +287,7 @@
     <w:r>
       <w:tab/>
       <w:tab/>
-      <w:t>2026-05-04</w:t>
+      <w:t>2026-05-05</w:t>
       <w:br/>
       <w:br/>
     </w:r>

--- a/tillsyn/A 48558-2025 tillsynsbegäran.docx
+++ b/tillsyn/A 48558-2025 tillsynsbegäran.docx
@@ -287,7 +287,7 @@
     <w:r>
       <w:tab/>
       <w:tab/>
-      <w:t>2026-05-05</w:t>
+      <w:t>2026-05-06</w:t>
       <w:br/>
       <w:br/>
     </w:r>

--- a/tillsyn/A 48558-2025 tillsynsbegäran.docx
+++ b/tillsyn/A 48558-2025 tillsynsbegäran.docx
@@ -287,7 +287,7 @@
     <w:r>
       <w:tab/>
       <w:tab/>
-      <w:t>2026-05-16</w:t>
+      <w:t>2026-05-17</w:t>
       <w:br/>
       <w:br/>
     </w:r>

--- a/tillsyn/A 48558-2025 tillsynsbegäran.docx
+++ b/tillsyn/A 48558-2025 tillsynsbegäran.docx
@@ -287,7 +287,7 @@
     <w:r>
       <w:tab/>
       <w:tab/>
-      <w:t>2026-05-17</w:t>
+      <w:t>2026-05-18</w:t>
       <w:br/>
       <w:br/>
     </w:r>

--- a/tillsyn/A 48558-2025 tillsynsbegäran.docx
+++ b/tillsyn/A 48558-2025 tillsynsbegäran.docx
@@ -287,7 +287,7 @@
     <w:r>
       <w:tab/>
       <w:tab/>
-      <w:t>2026-05-18</w:t>
+      <w:t>2026-05-19</w:t>
       <w:br/>
       <w:br/>
     </w:r>

--- a/tillsyn/A 48558-2025 tillsynsbegäran.docx
+++ b/tillsyn/A 48558-2025 tillsynsbegäran.docx
@@ -287,7 +287,7 @@
     <w:r>
       <w:tab/>
       <w:tab/>
-      <w:t>2026-05-19</w:t>
+      <w:t>2026-05-20</w:t>
       <w:br/>
       <w:br/>
     </w:r>

--- a/tillsyn/A 48558-2025 tillsynsbegäran.docx
+++ b/tillsyn/A 48558-2025 tillsynsbegäran.docx
@@ -287,7 +287,7 @@
     <w:r>
       <w:tab/>
       <w:tab/>
-      <w:t>2026-05-20</w:t>
+      <w:t>2026-05-21</w:t>
       <w:br/>
       <w:br/>
     </w:r>

--- a/tillsyn/A 48558-2025 tillsynsbegäran.docx
+++ b/tillsyn/A 48558-2025 tillsynsbegäran.docx
@@ -287,7 +287,7 @@
     <w:r>
       <w:tab/>
       <w:tab/>
-      <w:t>2026-05-21</w:t>
+      <w:t>2026-05-22</w:t>
       <w:br/>
       <w:br/>
     </w:r>

--- a/tillsyn/A 48558-2025 tillsynsbegäran.docx
+++ b/tillsyn/A 48558-2025 tillsynsbegäran.docx
@@ -287,7 +287,7 @@
     <w:r>
       <w:tab/>
       <w:tab/>
-      <w:t>2026-05-22</w:t>
+      <w:t>2026-05-23</w:t>
       <w:br/>
       <w:br/>
     </w:r>

--- a/tillsyn/A 48558-2025 tillsynsbegäran.docx
+++ b/tillsyn/A 48558-2025 tillsynsbegäran.docx
@@ -287,7 +287,7 @@
     <w:r>
       <w:tab/>
       <w:tab/>
-      <w:t>2026-05-23</w:t>
+      <w:t>2026-05-24</w:t>
       <w:br/>
       <w:br/>
     </w:r>

--- a/tillsyn/A 48558-2025 tillsynsbegäran.docx
+++ b/tillsyn/A 48558-2025 tillsynsbegäran.docx
@@ -287,7 +287,7 @@
     <w:r>
       <w:tab/>
       <w:tab/>
-      <w:t>2026-05-24</w:t>
+      <w:t>2026-05-25</w:t>
       <w:br/>
       <w:br/>
     </w:r>

--- a/tillsyn/A 48558-2025 tillsynsbegäran.docx
+++ b/tillsyn/A 48558-2025 tillsynsbegäran.docx
@@ -287,7 +287,7 @@
     <w:r>
       <w:tab/>
       <w:tab/>
-      <w:t>2026-05-25</w:t>
+      <w:t>2026-05-26</w:t>
       <w:br/>
       <w:br/>
     </w:r>

--- a/tillsyn/A 48558-2025 tillsynsbegäran.docx
+++ b/tillsyn/A 48558-2025 tillsynsbegäran.docx
@@ -287,7 +287,7 @@
     <w:r>
       <w:tab/>
       <w:tab/>
-      <w:t>2026-05-26</w:t>
+      <w:t>2026-05-27</w:t>
       <w:br/>
       <w:br/>
     </w:r>

--- a/tillsyn/A 48558-2025 tillsynsbegäran.docx
+++ b/tillsyn/A 48558-2025 tillsynsbegäran.docx
@@ -287,7 +287,7 @@
     <w:r>
       <w:tab/>
       <w:tab/>
-      <w:t>2026-05-27</w:t>
+      <w:t>2026-05-28</w:t>
       <w:br/>
       <w:br/>
     </w:r>

--- a/tillsyn/A 48558-2025 tillsynsbegäran.docx
+++ b/tillsyn/A 48558-2025 tillsynsbegäran.docx
@@ -287,7 +287,7 @@
     <w:r>
       <w:tab/>
       <w:tab/>
-      <w:t>2026-05-28</w:t>
+      <w:t>2026-05-29</w:t>
       <w:br/>
       <w:br/>
     </w:r>

--- a/tillsyn/A 48558-2025 tillsynsbegäran.docx
+++ b/tillsyn/A 48558-2025 tillsynsbegäran.docx
@@ -287,7 +287,7 @@
     <w:r>
       <w:tab/>
       <w:tab/>
-      <w:t>2026-05-29</w:t>
+      <w:t>2026-05-30</w:t>
       <w:br/>
       <w:br/>
     </w:r>

--- a/tillsyn/A 48558-2025 tillsynsbegäran.docx
+++ b/tillsyn/A 48558-2025 tillsynsbegäran.docx
@@ -287,7 +287,7 @@
     <w:r>
       <w:tab/>
       <w:tab/>
-      <w:t>2026-05-30</w:t>
+      <w:t>2026-05-31</w:t>
       <w:br/>
       <w:br/>
     </w:r>

--- a/tillsyn/A 48558-2025 tillsynsbegäran.docx
+++ b/tillsyn/A 48558-2025 tillsynsbegäran.docx
@@ -287,7 +287,7 @@
     <w:r>
       <w:tab/>
       <w:tab/>
-      <w:t>2026-05-31</w:t>
+      <w:t>2026-06-01</w:t>
       <w:br/>
       <w:br/>
     </w:r>

--- a/tillsyn/A 48558-2025 tillsynsbegäran.docx
+++ b/tillsyn/A 48558-2025 tillsynsbegäran.docx
@@ -287,7 +287,7 @@
     <w:r>
       <w:tab/>
       <w:tab/>
-      <w:t>2026-06-01</w:t>
+      <w:t>2026-06-02</w:t>
       <w:br/>
       <w:br/>
     </w:r>

--- a/tillsyn/A 48558-2025 tillsynsbegäran.docx
+++ b/tillsyn/A 48558-2025 tillsynsbegäran.docx
@@ -287,7 +287,7 @@
     <w:r>
       <w:tab/>
       <w:tab/>
-      <w:t>2026-06-02</w:t>
+      <w:t>2026-06-03</w:t>
       <w:br/>
       <w:br/>
     </w:r>

--- a/tillsyn/A 48558-2025 tillsynsbegäran.docx
+++ b/tillsyn/A 48558-2025 tillsynsbegäran.docx
@@ -287,7 +287,7 @@
     <w:r>
       <w:tab/>
       <w:tab/>
-      <w:t>2026-06-03</w:t>
+      <w:t>2026-06-04</w:t>
       <w:br/>
       <w:br/>
     </w:r>

--- a/tillsyn/A 48558-2025 tillsynsbegäran.docx
+++ b/tillsyn/A 48558-2025 tillsynsbegäran.docx
@@ -287,7 +287,7 @@
     <w:r>
       <w:tab/>
       <w:tab/>
-      <w:t>2026-06-04</w:t>
+      <w:t>2026-06-05</w:t>
       <w:br/>
       <w:br/>
     </w:r>

--- a/tillsyn/A 48558-2025 tillsynsbegäran.docx
+++ b/tillsyn/A 48558-2025 tillsynsbegäran.docx
@@ -287,7 +287,7 @@
     <w:r>
       <w:tab/>
       <w:tab/>
-      <w:t>2026-06-05</w:t>
+      <w:t>2026-06-06</w:t>
       <w:br/>
       <w:br/>
     </w:r>

--- a/tillsyn/A 48558-2025 tillsynsbegäran.docx
+++ b/tillsyn/A 48558-2025 tillsynsbegäran.docx
@@ -287,7 +287,7 @@
     <w:r>
       <w:tab/>
       <w:tab/>
-      <w:t>2026-06-06</w:t>
+      <w:t>2026-06-07</w:t>
       <w:br/>
       <w:br/>
     </w:r>

--- a/tillsyn/A 48558-2025 tillsynsbegäran.docx
+++ b/tillsyn/A 48558-2025 tillsynsbegäran.docx
@@ -287,7 +287,7 @@
     <w:r>
       <w:tab/>
       <w:tab/>
-      <w:t>2026-06-07</w:t>
+      <w:t>2026-06-08</w:t>
       <w:br/>
       <w:br/>
     </w:r>
